--- a/Bases de Datos II/Clases/Clase 1 - Revision BD I y modelo de datos/Taller PI - Clase 1 - VetCare.docx
+++ b/Bases de Datos II/Clases/Clase 1 - Revision BD I y modelo de datos/Taller PI - Clase 1 - VetCare.docx
@@ -28,7 +28,7 @@
           <w:color w:val="095292"/>
           <w:sz w:val="28"/>
         </w:rPr>
-        <w:t>Revision BD I · Arranque VetCare DB</w:t>
+        <w:t>Revision BD I · Arranque de la base de datos</w:t>
       </w:r>
     </w:p>
     <w:p>
